--- a/site/assets/downloads/applied-ai-mastery-personal-journal-en.docx
+++ b/site/assets/downloads/applied-ai-mastery-personal-journal-en.docx
@@ -17593,7 +17593,7 @@
           <w:color w:val="FFFFFF"/>
           <w:rtl w:val="false"/>
         </w:rPr>
-        <w:t xml:space="preserve">Session 5: Make a Space Work Better</w:t>
+        <w:t xml:space="preserve">Session 5: Virtual to Physical</w:t>
       </w:r>
     </w:p>
     <w:p>
@@ -17608,7 +17608,7 @@
           <w:color w:val="17242D"/>
           <w:rtl w:val="false"/>
         </w:rPr>
-        <w:t xml:space="preserve">Measure something real, let an AI build a 3D model from it, change one parameter — and check it in cardboard before printing.</w:t>
+        <w:t xml:space="preserve">AI shows you something that does not exist yet — a hat on your face, a sofa in the room, a cabinet, a table, a printed object. After each one, ask a single question: what does it cost if it is wrong here?</w:t>
       </w:r>
     </w:p>
     <w:p>
@@ -17644,7 +17644,22 @@
           <w:color w:val="4E356F"/>
           <w:rtl w:val="false"/>
         </w:rPr>
-        <w:t xml:space="preserve">1. Capture the parameters</w:t>
+        <w:t xml:space="preserve">1. The visualisation — and what it changed without saying</w:t>
+      </w:r>
+    </w:p>
+    <w:p>
+      <w:pPr>
+        <w:bidi w:val="false"/>
+        <w:jc w:val="left"/>
+      </w:pPr>
+      <w:r>
+        <w:rPr>
+          <w:b w:val="false"/>
+          <w:bCs w:val="false"/>
+          <w:color w:val="17242D"/>
+          <w:rtl w:val="false"/>
+        </w:rPr>
+        <w:t xml:space="preserve">For the hat, the glasses and the room. Two questions: is that still my face, and is that still the product I gave it.</w:t>
       </w:r>
     </w:p>
     <w:tbl>
@@ -17687,7 +17702,7 @@
                 <w:color w:val="FFFFFF"/>
                 <w:rtl w:val="false"/>
               </w:rPr>
-              <w:t xml:space="preserve">Parameter / measurement</w:t>
+              <w:t xml:space="preserve">What I asked to see</w:t>
             </w:r>
           </w:p>
         </w:tc>
@@ -17710,7 +17725,7 @@
                 <w:color w:val="FFFFFF"/>
                 <w:rtl w:val="false"/>
               </w:rPr>
-              <w:t xml:space="preserve">Value</w:t>
+              <w:t xml:space="preserve">What I got</w:t>
             </w:r>
           </w:p>
         </w:tc>
@@ -17733,7 +17748,7 @@
                 <w:color w:val="FFFFFF"/>
                 <w:rtl w:val="false"/>
               </w:rPr>
-              <w:t xml:space="preserve">Measured / spec / assumed / calculated</w:t>
+              <w:t xml:space="preserve">What it changed without saying</w:t>
             </w:r>
           </w:p>
         </w:tc>
@@ -17756,7 +17771,7 @@
                 <w:color w:val="FFFFFF"/>
                 <w:rtl w:val="false"/>
               </w:rPr>
-              <w:t xml:space="preserve">Source / note</w:t>
+              <w:t xml:space="preserve">What that would have cost me</w:t>
             </w:r>
           </w:p>
         </w:tc>
@@ -17784,7 +17799,7 @@
                 <w:color w:val="55606E"/>
                 <w:rtl w:val="false"/>
               </w:rPr>
-              <w:t xml:space="preserve">Example: Wall width available for the desk</w:t>
+              <w:t xml:space="preserve">Example: "Put this hat on me" with the shop's product photo</w:t>
             </w:r>
           </w:p>
         </w:tc>
@@ -17807,7 +17822,7 @@
                 <w:color w:val="55606E"/>
                 <w:rtl w:val="false"/>
               </w:rPr>
-              <w:t xml:space="preserve">218 cm</w:t>
+              <w:t xml:space="preserve">A convincing picture of me in a hat</w:t>
             </w:r>
           </w:p>
         </w:tc>
@@ -17830,7 +17845,7 @@
                 <w:color w:val="55606E"/>
                 <w:rtl w:val="false"/>
               </w:rPr>
-              <w:t xml:space="preserve">Measured</w:t>
+              <w:t xml:space="preserve">The hat is brown, not black, and the brim is narrower. It also smoothed my face</w:t>
             </w:r>
           </w:p>
         </w:tc>
@@ -17853,201 +17868,7 @@
                 <w:color w:val="55606E"/>
                 <w:rtl w:val="false"/>
               </w:rPr>
-              <w:t xml:space="preserve">Tape measure, 3 May, measured twice at floor height and at desk height</w:t>
-            </w:r>
-          </w:p>
-        </w:tc>
-      </w:tr>
-      <w:tr>
-        <w:trPr>
-          <w:trHeight w:val="454" w:hRule="atLeast"/>
-        </w:trPr>
-        <w:tc>
-          <w:tcPr>
-            <w:tcW w:type="dxa" w:w="2258"/>
-            <w:shd w:fill="F1F3F6"/>
-          </w:tcPr>
-          <w:p>
-            <w:pPr>
-              <w:bidi w:val="false"/>
-              <w:jc w:val="left"/>
-            </w:pPr>
-            <w:r>
-              <w:rPr>
-                <w:b w:val="false"/>
-                <w:bCs w:val="false"/>
-                <w:i/>
-                <w:iCs/>
-                <w:color w:val="55606E"/>
-                <w:rtl w:val="false"/>
-              </w:rPr>
-              <w:t xml:space="preserve">Example: Chair needs clearance behind the desk</w:t>
-            </w:r>
-          </w:p>
-        </w:tc>
-        <w:tc>
-          <w:tcPr>
-            <w:tcW w:type="dxa" w:w="2256"/>
-            <w:shd w:fill="F1F3F6"/>
-          </w:tcPr>
-          <w:p>
-            <w:pPr>
-              <w:bidi w:val="false"/>
-              <w:jc w:val="left"/>
-            </w:pPr>
-            <w:r>
-              <w:rPr>
-                <w:b w:val="false"/>
-                <w:bCs w:val="false"/>
-                <w:i/>
-                <w:iCs/>
-                <w:color w:val="55606E"/>
-                <w:rtl w:val="false"/>
-              </w:rPr>
-              <w:t xml:space="preserve">90 cm</w:t>
-            </w:r>
-          </w:p>
-        </w:tc>
-        <w:tc>
-          <w:tcPr>
-            <w:tcW w:type="dxa" w:w="2256"/>
-            <w:shd w:fill="F1F3F6"/>
-          </w:tcPr>
-          <w:p>
-            <w:pPr>
-              <w:bidi w:val="false"/>
-              <w:jc w:val="left"/>
-            </w:pPr>
-            <w:r>
-              <w:rPr>
-                <w:b w:val="false"/>
-                <w:bCs w:val="false"/>
-                <w:i/>
-                <w:iCs/>
-                <w:color w:val="55606E"/>
-                <w:rtl w:val="false"/>
-              </w:rPr>
-              <w:t xml:space="preserve">Assumed</w:t>
-            </w:r>
-          </w:p>
-        </w:tc>
-        <w:tc>
-          <w:tcPr>
-            <w:tcW w:type="dxa" w:w="2256"/>
-            <w:shd w:fill="F1F3F6"/>
-          </w:tcPr>
-          <w:p>
-            <w:pPr>
-              <w:bidi w:val="false"/>
-              <w:jc w:val="left"/>
-            </w:pPr>
-            <w:r>
-              <w:rPr>
-                <w:b w:val="false"/>
-                <w:bCs w:val="false"/>
-                <w:i/>
-                <w:iCs/>
-                <w:color w:val="55606E"/>
-                <w:rtl w:val="false"/>
-              </w:rPr>
-              <w:t xml:space="preserve">Taken from a furniture guide, not yet checked with our actual chair</w:t>
-            </w:r>
-          </w:p>
-        </w:tc>
-      </w:tr>
-      <w:tr>
-        <w:trPr>
-          <w:trHeight w:val="454" w:hRule="atLeast"/>
-        </w:trPr>
-        <w:tc>
-          <w:tcPr>
-            <w:tcW w:type="dxa" w:w="2258"/>
-            <w:shd w:fill="FFFFFF"/>
-          </w:tcPr>
-          <w:p>
-            <w:pPr>
-              <w:bidi w:val="false"/>
-              <w:jc w:val="left"/>
-            </w:pPr>
-            <w:r>
-              <w:rPr>
-                <w:b w:val="false"/>
-                <w:bCs w:val="false"/>
-                <w:i w:val="false"/>
-                <w:iCs w:val="false"/>
-                <w:color w:val="17242D"/>
-                <w:rtl w:val="false"/>
-              </w:rPr>
-              <w:t xml:space="preserve"/>
-            </w:r>
-          </w:p>
-        </w:tc>
-        <w:tc>
-          <w:tcPr>
-            <w:tcW w:type="dxa" w:w="2256"/>
-            <w:shd w:fill="FFFFFF"/>
-          </w:tcPr>
-          <w:p>
-            <w:pPr>
-              <w:bidi w:val="false"/>
-              <w:jc w:val="left"/>
-            </w:pPr>
-            <w:r>
-              <w:rPr>
-                <w:b w:val="false"/>
-                <w:bCs w:val="false"/>
-                <w:i w:val="false"/>
-                <w:iCs w:val="false"/>
-                <w:color w:val="17242D"/>
-                <w:rtl w:val="false"/>
-              </w:rPr>
-              <w:t xml:space="preserve"/>
-            </w:r>
-          </w:p>
-        </w:tc>
-        <w:tc>
-          <w:tcPr>
-            <w:tcW w:type="dxa" w:w="2256"/>
-            <w:shd w:fill="FFFFFF"/>
-          </w:tcPr>
-          <w:p>
-            <w:pPr>
-              <w:bidi w:val="false"/>
-              <w:jc w:val="left"/>
-            </w:pPr>
-            <w:r>
-              <w:rPr>
-                <w:b w:val="false"/>
-                <w:bCs w:val="false"/>
-                <w:i w:val="false"/>
-                <w:iCs w:val="false"/>
-                <w:color w:val="17242D"/>
-                <w:rtl w:val="false"/>
-              </w:rPr>
-              <w:t xml:space="preserve"/>
-            </w:r>
-          </w:p>
-        </w:tc>
-        <w:tc>
-          <w:tcPr>
-            <w:tcW w:type="dxa" w:w="2256"/>
-            <w:shd w:fill="FFFFFF"/>
-          </w:tcPr>
-          <w:p>
-            <w:pPr>
-              <w:bidi w:val="false"/>
-              <w:jc w:val="left"/>
-            </w:pPr>
-            <w:r>
-              <w:rPr>
-                <w:b w:val="false"/>
-                <w:bCs w:val="false"/>
-                <w:i w:val="false"/>
-                <w:iCs w:val="false"/>
-                <w:color w:val="17242D"/>
-                <w:rtl w:val="false"/>
-              </w:rPr>
-              <w:t xml:space="preserve"/>
+              <w:t xml:space="preserve">£18 and a return — but only if I had bought from the picture</w:t>
             </w:r>
           </w:p>
         </w:tc>
@@ -18262,7 +18083,7 @@
           <w:color w:val="4E356F"/>
           <w:rtl w:val="false"/>
         </w:rPr>
-        <w:t xml:space="preserve">2. The AI builds it — and what it invented</w:t>
+        <w:t xml:space="preserve">2. "Does it fit?" — the question a picture does not answer</w:t>
       </w:r>
     </w:p>
     <w:p>
@@ -18277,7 +18098,7 @@
           <w:color w:val="17242D"/>
           <w:rtl w:val="false"/>
         </w:rPr>
-        <w:t xml:space="preserve">Give the tool your measurements and what the object has to do. Once the model exists, ask it explicitly: "Which dimensions did you use that I did not give you?" The list that comes back is the heart of this stage.</w:t>
+        <w:t xml:space="preserve">An image composites by appearance, not by dimension. Ask this separately, in text, and insist on a number.</w:t>
       </w:r>
     </w:p>
     <w:tbl>
@@ -18320,7 +18141,7 @@
                 <w:color w:val="FFFFFF"/>
                 <w:rtl w:val="false"/>
               </w:rPr>
-              <w:t xml:space="preserve">Route I worked on</w:t>
+              <w:t xml:space="preserve">What I wanted to fit</w:t>
             </w:r>
           </w:p>
         </w:tc>
@@ -18343,7 +18164,7 @@
                 <w:color w:val="FFFFFF"/>
                 <w:rtl w:val="false"/>
               </w:rPr>
-              <w:t xml:space="preserve">What I asked it to build</w:t>
+              <w:t xml:space="preserve">Its dimension</w:t>
             </w:r>
           </w:p>
         </w:tc>
@@ -18366,7 +18187,7 @@
                 <w:color w:val="FFFFFF"/>
                 <w:rtl w:val="false"/>
               </w:rPr>
-              <w:t xml:space="preserve">What I got</w:t>
+              <w:t xml:space="preserve">The space's dimension</w:t>
             </w:r>
           </w:p>
         </w:tc>
@@ -18389,7 +18210,7 @@
                 <w:color w:val="FFFFFF"/>
                 <w:rtl w:val="false"/>
               </w:rPr>
-              <w:t xml:space="preserve">Dimensions it invented that I never gave it</w:t>
+              <w:t xml:space="preserve">What is left / does not fit</w:t>
             </w:r>
           </w:p>
         </w:tc>
@@ -18417,7 +18238,7 @@
                 <w:color w:val="55606E"/>
                 <w:rtl w:val="false"/>
               </w:rPr>
-              <w:t xml:space="preserve">Example: Route 1, OpenSCAD + chat</w:t>
+              <w:t xml:space="preserve">Example: Three-seat sofa</w:t>
             </w:r>
           </w:p>
         </w:tc>
@@ -18440,7 +18261,7 @@
                 <w:color w:val="55606E"/>
                 <w:rtl w:val="false"/>
               </w:rPr>
-              <w:t xml:space="preserve">An organiser for a 360 by 420 mm drawer, with compartments for cables</w:t>
+              <w:t xml:space="preserve">2.4 m wide</w:t>
             </w:r>
           </w:p>
         </w:tc>
@@ -18463,7 +18284,7 @@
                 <w:color w:val="55606E"/>
                 <w:rtl w:val="false"/>
               </w:rPr>
-              <w:t xml:space="preserve">Code that runs and produces a tray with 5 compartments</w:t>
+              <w:t xml:space="preserve">Wall 3.2 m, with an 80 cm door at the end</w:t>
             </w:r>
           </w:p>
         </w:tc>
@@ -18486,7 +18307,7 @@
                 <w:color w:val="55606E"/>
                 <w:rtl w:val="false"/>
               </w:rPr>
-              <w:t xml:space="preserve">Wall thickness 2.4 mm, 1 mm clearance each side, compartment height 60 mm — none of them measured</w:t>
+              <w:t xml:space="preserve">0 cm left after the door — does not fit, and the picture showed it looking perfect</w:t>
             </w:r>
           </w:p>
         </w:tc>
@@ -18701,7 +18522,7 @@
           <w:color w:val="4E356F"/>
           <w:rtl w:val="false"/>
         </w:rPr>
-        <w:t xml:space="preserve">3. Change one parameter — predict first</w:t>
+        <w:t xml:space="preserve">3. Every dimension has a source</w:t>
       </w:r>
     </w:p>
     <w:p>
@@ -18716,7 +18537,7 @@
           <w:color w:val="17242D"/>
           <w:rtl w:val="false"/>
         </w:rPr>
-        <w:t xml:space="preserve">Pick one number, write down what should happen, and only then change it. If the prediction did not match, you did not understand the model — which is exactly what you want to find out now.</w:t>
+        <w:t xml:space="preserve">The cabinet and the table. Measured and invented look identical in the file, and differ by a whole sheet of plywood.</w:t>
       </w:r>
     </w:p>
     <w:tbl>
@@ -18759,7 +18580,7 @@
                 <w:color w:val="FFFFFF"/>
                 <w:rtl w:val="false"/>
               </w:rPr>
-              <w:t xml:space="preserve">Parameter I changed</w:t>
+              <w:t xml:space="preserve">Parameter / measurement</w:t>
             </w:r>
           </w:p>
         </w:tc>
@@ -18782,7 +18603,7 @@
                 <w:color w:val="FFFFFF"/>
                 <w:rtl w:val="false"/>
               </w:rPr>
-              <w:t xml:space="preserve">From / to</w:t>
+              <w:t xml:space="preserve">Value</w:t>
             </w:r>
           </w:p>
         </w:tc>
@@ -18805,7 +18626,7 @@
                 <w:color w:val="FFFFFF"/>
                 <w:rtl w:val="false"/>
               </w:rPr>
-              <w:t xml:space="preserve">What I predicted</w:t>
+              <w:t xml:space="preserve">Measured / spec / assumed / calculated</w:t>
             </w:r>
           </w:p>
         </w:tc>
@@ -18828,7 +18649,7 @@
                 <w:color w:val="FFFFFF"/>
                 <w:rtl w:val="false"/>
               </w:rPr>
-              <w:t xml:space="preserve">What actually happened</w:t>
+              <w:t xml:space="preserve">Source / note</w:t>
             </w:r>
           </w:p>
         </w:tc>
@@ -18856,7 +18677,7 @@
                 <w:color w:val="55606E"/>
                 <w:rtl w:val="false"/>
               </w:rPr>
-              <w:t xml:space="preserve">Example: number of compartments</w:t>
+              <w:t xml:space="preserve">Example: Wall width available for the desk</w:t>
             </w:r>
           </w:p>
         </w:tc>
@@ -18879,7 +18700,7 @@
                 <w:color w:val="55606E"/>
                 <w:rtl w:val="false"/>
               </w:rPr>
-              <w:t xml:space="preserve">5 to 7</w:t>
+              <w:t xml:space="preserve">218 cm</w:t>
             </w:r>
           </w:p>
         </w:tc>
@@ -18902,7 +18723,7 @@
                 <w:color w:val="55606E"/>
                 <w:rtl w:val="false"/>
               </w:rPr>
-              <w:t xml:space="preserve">Each compartment narrower, roughly 48 mm instead of 69</w:t>
+              <w:t xml:space="preserve">Measured</w:t>
             </w:r>
           </w:p>
         </w:tc>
@@ -18925,7 +18746,104 @@
                 <w:color w:val="55606E"/>
                 <w:rtl w:val="false"/>
               </w:rPr>
-              <w:t xml:space="preserve">Exactly that — 48.4 mm. But the dividers stayed the same thickness, so I lost more space than I expected</w:t>
+              <w:t xml:space="preserve">Tape measure, 3 May, measured twice at floor height and at desk height</w:t>
+            </w:r>
+          </w:p>
+        </w:tc>
+      </w:tr>
+      <w:tr>
+        <w:trPr>
+          <w:trHeight w:val="454" w:hRule="atLeast"/>
+        </w:trPr>
+        <w:tc>
+          <w:tcPr>
+            <w:tcW w:type="dxa" w:w="2258"/>
+            <w:shd w:fill="F1F3F6"/>
+          </w:tcPr>
+          <w:p>
+            <w:pPr>
+              <w:bidi w:val="false"/>
+              <w:jc w:val="left"/>
+            </w:pPr>
+            <w:r>
+              <w:rPr>
+                <w:b w:val="false"/>
+                <w:bCs w:val="false"/>
+                <w:i/>
+                <w:iCs/>
+                <w:color w:val="55606E"/>
+                <w:rtl w:val="false"/>
+              </w:rPr>
+              <w:t xml:space="preserve">Example: Chair needs clearance behind the desk</w:t>
+            </w:r>
+          </w:p>
+        </w:tc>
+        <w:tc>
+          <w:tcPr>
+            <w:tcW w:type="dxa" w:w="2256"/>
+            <w:shd w:fill="F1F3F6"/>
+          </w:tcPr>
+          <w:p>
+            <w:pPr>
+              <w:bidi w:val="false"/>
+              <w:jc w:val="left"/>
+            </w:pPr>
+            <w:r>
+              <w:rPr>
+                <w:b w:val="false"/>
+                <w:bCs w:val="false"/>
+                <w:i/>
+                <w:iCs/>
+                <w:color w:val="55606E"/>
+                <w:rtl w:val="false"/>
+              </w:rPr>
+              <w:t xml:space="preserve">90 cm</w:t>
+            </w:r>
+          </w:p>
+        </w:tc>
+        <w:tc>
+          <w:tcPr>
+            <w:tcW w:type="dxa" w:w="2256"/>
+            <w:shd w:fill="F1F3F6"/>
+          </w:tcPr>
+          <w:p>
+            <w:pPr>
+              <w:bidi w:val="false"/>
+              <w:jc w:val="left"/>
+            </w:pPr>
+            <w:r>
+              <w:rPr>
+                <w:b w:val="false"/>
+                <w:bCs w:val="false"/>
+                <w:i/>
+                <w:iCs/>
+                <w:color w:val="55606E"/>
+                <w:rtl w:val="false"/>
+              </w:rPr>
+              <w:t xml:space="preserve">Assumed</w:t>
+            </w:r>
+          </w:p>
+        </w:tc>
+        <w:tc>
+          <w:tcPr>
+            <w:tcW w:type="dxa" w:w="2256"/>
+            <w:shd w:fill="F1F3F6"/>
+          </w:tcPr>
+          <w:p>
+            <w:pPr>
+              <w:bidi w:val="false"/>
+              <w:jc w:val="left"/>
+            </w:pPr>
+            <w:r>
+              <w:rPr>
+                <w:b w:val="false"/>
+                <w:bCs w:val="false"/>
+                <w:i/>
+                <w:iCs/>
+                <w:color w:val="55606E"/>
+                <w:rtl w:val="false"/>
+              </w:rPr>
+              <w:t xml:space="preserve">Taken from a furniture guide, not yet checked with our actual chair</w:t>
             </w:r>
           </w:p>
         </w:tc>
@@ -19140,7 +19058,7 @@
           <w:color w:val="4E356F"/>
           <w:rtl w:val="false"/>
         </w:rPr>
-        <w:t xml:space="preserve">4. Physical check — before printing</w:t>
+        <w:t xml:space="preserve">4. Change one parameter — predict first</w:t>
       </w:r>
     </w:p>
     <w:p>
@@ -19155,7 +19073,7 @@
           <w:color w:val="17242D"/>
           <w:rtl w:val="false"/>
         </w:rPr>
-        <w:t xml:space="preserve">Cut cardboard to the model's dimensions, put it in place, and try to use it normally. This is the cheapest test you will run, and the one that saves a three-hour print from the bin.</w:t>
+        <w:t xml:space="preserve">"Make it sturdier" is a feeling. "Leg section 8 by 8" is a dimension. Write what should happen, then change it.</w:t>
       </w:r>
     </w:p>
     <w:tbl>
@@ -19198,7 +19116,7 @@
                 <w:color w:val="FFFFFF"/>
                 <w:rtl w:val="false"/>
               </w:rPr>
-              <w:t xml:space="preserve">What I tested</w:t>
+              <w:t xml:space="preserve">Parameter I changed</w:t>
             </w:r>
           </w:p>
         </w:tc>
@@ -19221,7 +19139,7 @@
                 <w:color w:val="FFFFFF"/>
                 <w:rtl w:val="false"/>
               </w:rPr>
-              <w:t xml:space="preserve">How I tested it</w:t>
+              <w:t xml:space="preserve">From / to</w:t>
             </w:r>
           </w:p>
         </w:tc>
@@ -19244,7 +19162,7 @@
                 <w:color w:val="FFFFFF"/>
                 <w:rtl w:val="false"/>
               </w:rPr>
-              <w:t xml:space="preserve">What I found</w:t>
+              <w:t xml:space="preserve">What I predicted</w:t>
             </w:r>
           </w:p>
         </w:tc>
@@ -19267,7 +19185,7 @@
                 <w:color w:val="FFFFFF"/>
                 <w:rtl w:val="false"/>
               </w:rPr>
-              <w:t xml:space="preserve">What I changed in the model</w:t>
+              <w:t xml:space="preserve">What happened, and what else changed</w:t>
             </w:r>
           </w:p>
         </w:tc>
@@ -19295,7 +19213,7 @@
                 <w:color w:val="55606E"/>
                 <w:rtl w:val="false"/>
               </w:rPr>
-              <w:t xml:space="preserve">Example: that the organiser fits and the drawer still closes</w:t>
+              <w:t xml:space="preserve">Example: Table length</w:t>
             </w:r>
           </w:p>
         </w:tc>
@@ -19318,7 +19236,7 @@
                 <w:color w:val="55606E"/>
                 <w:rtl w:val="false"/>
               </w:rPr>
-              <w:t xml:space="preserve">Cut 358 by 418 mm cardboard and put it in the drawer</w:t>
+              <w:t xml:space="preserve">160 to 200 cm</w:t>
             </w:r>
           </w:p>
         </w:tc>
@@ -19341,7 +19259,7 @@
                 <w:color w:val="55606E"/>
                 <w:rtl w:val="false"/>
               </w:rPr>
-              <w:t xml:space="preserve">It fits, but the drawer only opens 80% and I could not reach the back compartment</w:t>
+              <w:t xml:space="preserve">Room for two more people</w:t>
             </w:r>
           </w:p>
         </w:tc>
@@ -19364,7 +19282,446 @@
                 <w:color w:val="55606E"/>
                 <w:rtl w:val="false"/>
               </w:rPr>
-              <w:t xml:space="preserve">Shortened the depth to 330 mm and added a finger notch</w:t>
+              <w:t xml:space="preserve">True — but the span between the legs grew to 170 cm and the top started to sag in the middle</w:t>
+            </w:r>
+          </w:p>
+        </w:tc>
+      </w:tr>
+      <w:tr>
+        <w:trPr>
+          <w:trHeight w:val="454" w:hRule="atLeast"/>
+        </w:trPr>
+        <w:tc>
+          <w:tcPr>
+            <w:tcW w:type="dxa" w:w="2258"/>
+            <w:shd w:fill="FFFFFF"/>
+          </w:tcPr>
+          <w:p>
+            <w:pPr>
+              <w:bidi w:val="false"/>
+              <w:jc w:val="left"/>
+            </w:pPr>
+            <w:r>
+              <w:rPr>
+                <w:b w:val="false"/>
+                <w:bCs w:val="false"/>
+                <w:i w:val="false"/>
+                <w:iCs w:val="false"/>
+                <w:color w:val="17242D"/>
+                <w:rtl w:val="false"/>
+              </w:rPr>
+              <w:t xml:space="preserve"/>
+            </w:r>
+          </w:p>
+        </w:tc>
+        <w:tc>
+          <w:tcPr>
+            <w:tcW w:type="dxa" w:w="2256"/>
+            <w:shd w:fill="FFFFFF"/>
+          </w:tcPr>
+          <w:p>
+            <w:pPr>
+              <w:bidi w:val="false"/>
+              <w:jc w:val="left"/>
+            </w:pPr>
+            <w:r>
+              <w:rPr>
+                <w:b w:val="false"/>
+                <w:bCs w:val="false"/>
+                <w:i w:val="false"/>
+                <w:iCs w:val="false"/>
+                <w:color w:val="17242D"/>
+                <w:rtl w:val="false"/>
+              </w:rPr>
+              <w:t xml:space="preserve"/>
+            </w:r>
+          </w:p>
+        </w:tc>
+        <w:tc>
+          <w:tcPr>
+            <w:tcW w:type="dxa" w:w="2256"/>
+            <w:shd w:fill="FFFFFF"/>
+          </w:tcPr>
+          <w:p>
+            <w:pPr>
+              <w:bidi w:val="false"/>
+              <w:jc w:val="left"/>
+            </w:pPr>
+            <w:r>
+              <w:rPr>
+                <w:b w:val="false"/>
+                <w:bCs w:val="false"/>
+                <w:i w:val="false"/>
+                <w:iCs w:val="false"/>
+                <w:color w:val="17242D"/>
+                <w:rtl w:val="false"/>
+              </w:rPr>
+              <w:t xml:space="preserve"/>
+            </w:r>
+          </w:p>
+        </w:tc>
+        <w:tc>
+          <w:tcPr>
+            <w:tcW w:type="dxa" w:w="2256"/>
+            <w:shd w:fill="FFFFFF"/>
+          </w:tcPr>
+          <w:p>
+            <w:pPr>
+              <w:bidi w:val="false"/>
+              <w:jc w:val="left"/>
+            </w:pPr>
+            <w:r>
+              <w:rPr>
+                <w:b w:val="false"/>
+                <w:bCs w:val="false"/>
+                <w:i w:val="false"/>
+                <w:iCs w:val="false"/>
+                <w:color w:val="17242D"/>
+                <w:rtl w:val="false"/>
+              </w:rPr>
+              <w:t xml:space="preserve"/>
+            </w:r>
+          </w:p>
+        </w:tc>
+      </w:tr>
+      <w:tr>
+        <w:trPr>
+          <w:trHeight w:val="454" w:hRule="atLeast"/>
+        </w:trPr>
+        <w:tc>
+          <w:tcPr>
+            <w:tcW w:type="dxa" w:w="2258"/>
+            <w:shd w:fill="FFFFFF"/>
+          </w:tcPr>
+          <w:p>
+            <w:pPr>
+              <w:bidi w:val="false"/>
+              <w:jc w:val="left"/>
+            </w:pPr>
+            <w:r>
+              <w:rPr>
+                <w:b w:val="false"/>
+                <w:bCs w:val="false"/>
+                <w:i w:val="false"/>
+                <w:iCs w:val="false"/>
+                <w:color w:val="17242D"/>
+                <w:rtl w:val="false"/>
+              </w:rPr>
+              <w:t xml:space="preserve"/>
+            </w:r>
+          </w:p>
+        </w:tc>
+        <w:tc>
+          <w:tcPr>
+            <w:tcW w:type="dxa" w:w="2256"/>
+            <w:shd w:fill="FFFFFF"/>
+          </w:tcPr>
+          <w:p>
+            <w:pPr>
+              <w:bidi w:val="false"/>
+              <w:jc w:val="left"/>
+            </w:pPr>
+            <w:r>
+              <w:rPr>
+                <w:b w:val="false"/>
+                <w:bCs w:val="false"/>
+                <w:i w:val="false"/>
+                <w:iCs w:val="false"/>
+                <w:color w:val="17242D"/>
+                <w:rtl w:val="false"/>
+              </w:rPr>
+              <w:t xml:space="preserve"/>
+            </w:r>
+          </w:p>
+        </w:tc>
+        <w:tc>
+          <w:tcPr>
+            <w:tcW w:type="dxa" w:w="2256"/>
+            <w:shd w:fill="FFFFFF"/>
+          </w:tcPr>
+          <w:p>
+            <w:pPr>
+              <w:bidi w:val="false"/>
+              <w:jc w:val="left"/>
+            </w:pPr>
+            <w:r>
+              <w:rPr>
+                <w:b w:val="false"/>
+                <w:bCs w:val="false"/>
+                <w:i w:val="false"/>
+                <w:iCs w:val="false"/>
+                <w:color w:val="17242D"/>
+                <w:rtl w:val="false"/>
+              </w:rPr>
+              <w:t xml:space="preserve"/>
+            </w:r>
+          </w:p>
+        </w:tc>
+        <w:tc>
+          <w:tcPr>
+            <w:tcW w:type="dxa" w:w="2256"/>
+            <w:shd w:fill="FFFFFF"/>
+          </w:tcPr>
+          <w:p>
+            <w:pPr>
+              <w:bidi w:val="false"/>
+              <w:jc w:val="left"/>
+            </w:pPr>
+            <w:r>
+              <w:rPr>
+                <w:b w:val="false"/>
+                <w:bCs w:val="false"/>
+                <w:i w:val="false"/>
+                <w:iCs w:val="false"/>
+                <w:color w:val="17242D"/>
+                <w:rtl w:val="false"/>
+              </w:rPr>
+              <w:t xml:space="preserve"/>
+            </w:r>
+          </w:p>
+        </w:tc>
+      </w:tr>
+    </w:tbl>
+    <w:p>
+      <w:pPr>
+        <w:pStyle w:val="Heading1"/>
+        <w:shd w:fill="F0EAFA"/>
+        <w:bidi w:val="false"/>
+        <w:spacing w:after="100" w:before="200"/>
+        <w:jc w:val="left"/>
+      </w:pPr>
+      <w:r>
+        <w:rPr>
+          <w:b/>
+          <w:bCs/>
+          <w:color w:val="4E356F"/>
+          <w:rtl w:val="false"/>
+        </w:rPr>
+        <w:t xml:space="preserve">5. File to object — the cheap check before the expensive one</w:t>
+      </w:r>
+    </w:p>
+    <w:p>
+      <w:pPr>
+        <w:bidi w:val="false"/>
+        <w:jc w:val="left"/>
+      </w:pPr>
+      <w:r>
+        <w:rPr>
+          <w:b w:val="false"/>
+          <w:bCs w:val="false"/>
+          <w:color w:val="17242D"/>
+          <w:rtl w:val="false"/>
+        </w:rPr>
+        <w:t xml:space="preserve">Cardboard before timber, and a measurement before a print. This is the check that saves a four-hour print from the bin.</w:t>
+      </w:r>
+    </w:p>
+    <w:tbl>
+      <w:tblPr>
+        <w:bidiVisual w:val="false"/>
+        <w:tblW w:type="dxa" w:w="9026"/>
+        <w:tblBorders>
+          <w:top w:val="single" w:color="auto" w:sz="4"/>
+          <w:left w:val="single" w:color="auto" w:sz="4"/>
+          <w:bottom w:val="single" w:color="auto" w:sz="4"/>
+          <w:right w:val="single" w:color="auto" w:sz="4"/>
+          <w:insideH w:val="single" w:color="auto" w:sz="4"/>
+          <w:insideV w:val="single" w:color="auto" w:sz="4"/>
+        </w:tblBorders>
+        <w:tblLayout w:type="fixed"/>
+      </w:tblPr>
+      <w:tblGrid>
+        <w:gridCol w:w="2258"/>
+        <w:gridCol w:w="2256"/>
+        <w:gridCol w:w="2256"/>
+        <w:gridCol w:w="2256"/>
+      </w:tblGrid>
+      <w:tr>
+        <w:tc>
+          <w:tcPr>
+            <w:tcW w:type="dxa" w:w="2258"/>
+            <w:shd w:fill="4E356F"/>
+          </w:tcPr>
+          <w:p>
+            <w:pPr>
+              <w:bidi w:val="false"/>
+              <w:jc w:val="left"/>
+            </w:pPr>
+            <w:r>
+              <w:rPr>
+                <w:b/>
+                <w:bCs/>
+                <w:i w:val="false"/>
+                <w:iCs w:val="false"/>
+                <w:color w:val="FFFFFF"/>
+                <w:rtl w:val="false"/>
+              </w:rPr>
+              <w:t xml:space="preserve">What I checked</w:t>
+            </w:r>
+          </w:p>
+        </w:tc>
+        <w:tc>
+          <w:tcPr>
+            <w:tcW w:type="dxa" w:w="2256"/>
+            <w:shd w:fill="4E356F"/>
+          </w:tcPr>
+          <w:p>
+            <w:pPr>
+              <w:bidi w:val="false"/>
+              <w:jc w:val="left"/>
+            </w:pPr>
+            <w:r>
+              <w:rPr>
+                <w:b/>
+                <w:bCs/>
+                <w:i w:val="false"/>
+                <w:iCs w:val="false"/>
+                <w:color w:val="FFFFFF"/>
+                <w:rtl w:val="false"/>
+              </w:rPr>
+              <w:t xml:space="preserve">How I checked it</w:t>
+            </w:r>
+          </w:p>
+        </w:tc>
+        <w:tc>
+          <w:tcPr>
+            <w:tcW w:type="dxa" w:w="2256"/>
+            <w:shd w:fill="4E356F"/>
+          </w:tcPr>
+          <w:p>
+            <w:pPr>
+              <w:bidi w:val="false"/>
+              <w:jc w:val="left"/>
+            </w:pPr>
+            <w:r>
+              <w:rPr>
+                <w:b/>
+                <w:bCs/>
+                <w:i w:val="false"/>
+                <w:iCs w:val="false"/>
+                <w:color w:val="FFFFFF"/>
+                <w:rtl w:val="false"/>
+              </w:rPr>
+              <w:t xml:space="preserve">What I found</w:t>
+            </w:r>
+          </w:p>
+        </w:tc>
+        <w:tc>
+          <w:tcPr>
+            <w:tcW w:type="dxa" w:w="2256"/>
+            <w:shd w:fill="4E356F"/>
+          </w:tcPr>
+          <w:p>
+            <w:pPr>
+              <w:bidi w:val="false"/>
+              <w:jc w:val="left"/>
+            </w:pPr>
+            <w:r>
+              <w:rPr>
+                <w:b/>
+                <w:bCs/>
+                <w:i w:val="false"/>
+                <w:iCs w:val="false"/>
+                <w:color w:val="FFFFFF"/>
+                <w:rtl w:val="false"/>
+              </w:rPr>
+              <w:t xml:space="preserve">What I changed in the model</w:t>
+            </w:r>
+          </w:p>
+        </w:tc>
+      </w:tr>
+      <w:tr>
+        <w:trPr>
+          <w:trHeight w:val="454" w:hRule="atLeast"/>
+        </w:trPr>
+        <w:tc>
+          <w:tcPr>
+            <w:tcW w:type="dxa" w:w="2258"/>
+            <w:shd w:fill="F1F3F6"/>
+          </w:tcPr>
+          <w:p>
+            <w:pPr>
+              <w:bidi w:val="false"/>
+              <w:jc w:val="left"/>
+            </w:pPr>
+            <w:r>
+              <w:rPr>
+                <w:b w:val="false"/>
+                <w:bCs w:val="false"/>
+                <w:i/>
+                <w:iCs/>
+                <w:color w:val="55606E"/>
+                <w:rtl w:val="false"/>
+              </w:rPr>
+              <w:t xml:space="preserve">Example: That the clip fits the rod</w:t>
+            </w:r>
+          </w:p>
+        </w:tc>
+        <w:tc>
+          <w:tcPr>
+            <w:tcW w:type="dxa" w:w="2256"/>
+            <w:shd w:fill="F1F3F6"/>
+          </w:tcPr>
+          <w:p>
+            <w:pPr>
+              <w:bidi w:val="false"/>
+              <w:jc w:val="left"/>
+            </w:pPr>
+            <w:r>
+              <w:rPr>
+                <w:b w:val="false"/>
+                <w:bCs w:val="false"/>
+                <w:i/>
+                <w:iCs/>
+                <w:color w:val="55606E"/>
+                <w:rtl w:val="false"/>
+              </w:rPr>
+              <w:t xml:space="preserve">Printed only the part with the hole, 20 minutes instead of 4 hours</w:t>
+            </w:r>
+          </w:p>
+        </w:tc>
+        <w:tc>
+          <w:tcPr>
+            <w:tcW w:type="dxa" w:w="2256"/>
+            <w:shd w:fill="F1F3F6"/>
+          </w:tcPr>
+          <w:p>
+            <w:pPr>
+              <w:bidi w:val="false"/>
+              <w:jc w:val="left"/>
+            </w:pPr>
+            <w:r>
+              <w:rPr>
+                <w:b w:val="false"/>
+                <w:bCs w:val="false"/>
+                <w:i/>
+                <w:iCs/>
+                <w:color w:val="55606E"/>
+                <w:rtl w:val="false"/>
+              </w:rPr>
+              <w:t xml:space="preserve">A hole of "exactly 10 mm" would not go onto a 10 mm rod at all</w:t>
+            </w:r>
+          </w:p>
+        </w:tc>
+        <w:tc>
+          <w:tcPr>
+            <w:tcW w:type="dxa" w:w="2256"/>
+            <w:shd w:fill="F1F3F6"/>
+          </w:tcPr>
+          <w:p>
+            <w:pPr>
+              <w:bidi w:val="false"/>
+              <w:jc w:val="left"/>
+            </w:pPr>
+            <w:r>
+              <w:rPr>
+                <w:b w:val="false"/>
+                <w:bCs w:val="false"/>
+                <w:i/>
+                <w:iCs/>
+                <w:color w:val="55606E"/>
+                <w:rtl w:val="false"/>
+              </w:rPr>
+              <w:t xml:space="preserve">Opened it to 10.4 mm, and it fitted</w:t>
             </w:r>
           </w:p>
         </w:tc>
